--- a/documentation/design/Design_Rationale.docx
+++ b/documentation/design/Design_Rationale.docx
@@ -75,55 +75,7 @@
           <w:sz w:val="21"/>
           <w:szCs w:val="21"/>
         </w:rPr>
-        <w:t xml:space="preserve">“The Morning Rush — The Roast </w:t>
-      </w:r>
-      <w:proofErr w:type="gramStart"/>
-      <w:r>
-        <w:rPr>
-          <w:rFonts w:ascii="Calibri" w:eastAsia="Calibri" w:hAnsi="Calibri" w:cs="Calibri"/>
-          <w:i/>
-          <w:iCs/>
-          <w:color w:val="5B4636"/>
-          <w:sz w:val="21"/>
-          <w:szCs w:val="21"/>
-        </w:rPr>
-        <w:t>Report”  |</w:t>
-      </w:r>
-      <w:proofErr w:type="gramEnd"/>
-      <w:r>
-        <w:rPr>
-          <w:rFonts w:ascii="Calibri" w:eastAsia="Calibri" w:hAnsi="Calibri" w:cs="Calibri"/>
-          <w:i/>
-          <w:iCs/>
-          <w:color w:val="5B4636"/>
-          <w:sz w:val="21"/>
-          <w:szCs w:val="21"/>
-        </w:rPr>
-        <w:t xml:space="preserve">  January–June </w:t>
-      </w:r>
-      <w:proofErr w:type="gramStart"/>
-      <w:r>
-        <w:rPr>
-          <w:rFonts w:ascii="Calibri" w:eastAsia="Calibri" w:hAnsi="Calibri" w:cs="Calibri"/>
-          <w:i/>
-          <w:iCs/>
-          <w:color w:val="5B4636"/>
-          <w:sz w:val="21"/>
-          <w:szCs w:val="21"/>
-        </w:rPr>
-        <w:t>2023  |</w:t>
-      </w:r>
-      <w:proofErr w:type="gramEnd"/>
-      <w:r>
-        <w:rPr>
-          <w:rFonts w:ascii="Calibri" w:eastAsia="Calibri" w:hAnsi="Calibri" w:cs="Calibri"/>
-          <w:i/>
-          <w:iCs/>
-          <w:color w:val="5B4636"/>
-          <w:sz w:val="21"/>
-          <w:szCs w:val="21"/>
-        </w:rPr>
-        <w:t xml:space="preserve">  Astoria · Hell’s Kitchen · Lower Manhattan</w:t>
+        <w:t>“The Morning Rush — The Roast Report”  |  January–June 2023  |  Astoria · Hell’s Kitchen · Lower Manhattan</w:t>
       </w:r>
     </w:p>
     <w:tbl>
@@ -141,12 +93,6 @@
         <w:gridCol w:w="3200"/>
       </w:tblGrid>
       <w:tr>
-        <w:tblPrEx>
-          <w:tblCellMar>
-            <w:top w:w="0" w:type="dxa"/>
-            <w:bottom w:w="0" w:type="dxa"/>
-          </w:tblCellMar>
-        </w:tblPrEx>
         <w:tc>
           <w:tcPr>
             <w:tcW w:w="3200" w:type="dxa"/>
@@ -307,25 +253,7 @@
           <w:sz w:val="22"/>
           <w:szCs w:val="22"/>
         </w:rPr>
-        <w:t xml:space="preserve">The dashboard also ships with a light theme and a dark theme, and a fluid layout that adapts to desktop, tablet and phone screens, so that where and when it is read does not change what it communicates. These are treated as design </w:t>
-      </w:r>
-      <w:proofErr w:type="gramStart"/>
-      <w:r>
-        <w:rPr>
-          <w:rFonts w:ascii="Calibri" w:eastAsia="Calibri" w:hAnsi="Calibri" w:cs="Calibri"/>
-          <w:sz w:val="22"/>
-          <w:szCs w:val="22"/>
-        </w:rPr>
-        <w:t>requirements in their own right, not</w:t>
-      </w:r>
-      <w:proofErr w:type="gramEnd"/>
-      <w:r>
-        <w:rPr>
-          <w:rFonts w:ascii="Calibri" w:eastAsia="Calibri" w:hAnsi="Calibri" w:cs="Calibri"/>
-          <w:sz w:val="22"/>
-          <w:szCs w:val="22"/>
-        </w:rPr>
-        <w:t xml:space="preserve"> add-ons, and are discussed alongside the rest of the visual design in Section 3.</w:t>
+        <w:t>The dashboard also ships with a light theme and a dark theme, and a fluid layout that adapts to desktop, tablet and phone screens, so that where and when it is read does not change what it communicates. These are treated as design requirements in their own right, not add-ons, and are discussed alongside the rest of the visual design in Section 3.</w:t>
       </w:r>
     </w:p>
     <w:p>
@@ -649,25 +577,7 @@
           <w:sz w:val="22"/>
           <w:szCs w:val="22"/>
         </w:rPr>
-        <w:t xml:space="preserve">Store, category and month filters sit above all three </w:t>
-      </w:r>
-      <w:proofErr w:type="gramStart"/>
-      <w:r>
-        <w:rPr>
-          <w:rFonts w:ascii="Calibri" w:eastAsia="Calibri" w:hAnsi="Calibri" w:cs="Calibri"/>
-          <w:sz w:val="22"/>
-          <w:szCs w:val="22"/>
-        </w:rPr>
-        <w:t>charts</w:t>
-      </w:r>
-      <w:proofErr w:type="gramEnd"/>
-      <w:r>
-        <w:rPr>
-          <w:rFonts w:ascii="Calibri" w:eastAsia="Calibri" w:hAnsi="Calibri" w:cs="Calibri"/>
-          <w:sz w:val="22"/>
-          <w:szCs w:val="22"/>
-        </w:rPr>
-        <w:t xml:space="preserve"> and a single “Clear” control resets them. Because every chart reads from the same filtered transaction table, the three </w:t>
+        <w:t xml:space="preserve">Store, category and month filters sit above all three charts and a single “Clear” control resets them. Because every chart reads from the same filtered transaction table, the three </w:t>
       </w:r>
       <w:r>
         <w:rPr>
@@ -815,25 +725,7 @@
           <w:sz w:val="22"/>
           <w:szCs w:val="22"/>
         </w:rPr>
-        <w:t>) and a light “cream” theme (warm beige background, the same accent palette re-tuned for contrast) — toggled from a fixed control in the corner of the screen. The dashboard opens in whichever theme matches the visitor's operating-system preference (via a light/dark media-query check</w:t>
-      </w:r>
-      <w:proofErr w:type="gramStart"/>
-      <w:r>
-        <w:rPr>
-          <w:rFonts w:ascii="Calibri" w:eastAsia="Calibri" w:hAnsi="Calibri" w:cs="Calibri"/>
-          <w:sz w:val="22"/>
-          <w:szCs w:val="22"/>
-        </w:rPr>
-        <w:t>), and</w:t>
-      </w:r>
-      <w:proofErr w:type="gramEnd"/>
-      <w:r>
-        <w:rPr>
-          <w:rFonts w:ascii="Calibri" w:eastAsia="Calibri" w:hAnsi="Calibri" w:cs="Calibri"/>
-          <w:sz w:val="22"/>
-          <w:szCs w:val="22"/>
-        </w:rPr>
-        <w:t xml:space="preserve"> remembers a manual override for their next visit. Every </w:t>
+        <w:t xml:space="preserve">) and a light “cream” theme (warm beige background, the same accent palette re-tuned for contrast) — toggled from a fixed control in the corner of the screen. The dashboard opens in whichever theme matches the visitor's operating-system preference (via a light/dark media-query check), and remembers a manual override for their next visit. Every </w:t>
       </w:r>
       <w:r>
         <w:rPr>
@@ -1010,16 +902,14 @@
         </w:rPr>
         <w:t xml:space="preserve">A day-of-week × hour-of-day matrix heatmap (7 rows, 15 columns) encodes transaction count using a single-hue sequential </w:t>
       </w:r>
-      <w:proofErr w:type="spellStart"/>
-      <w:r>
-        <w:rPr>
-          <w:rFonts w:ascii="Calibri" w:eastAsia="Calibri" w:hAnsi="Calibri" w:cs="Calibri"/>
-          <w:sz w:val="22"/>
-          <w:szCs w:val="22"/>
-        </w:rPr>
-        <w:t>colour</w:t>
-      </w:r>
-      <w:proofErr w:type="spellEnd"/>
+      <w:r>
+        <w:rPr>
+          <w:rFonts w:ascii="Calibri" w:eastAsia="Calibri" w:hAnsi="Calibri" w:cs="Calibri"/>
+          <w:sz w:val="22"/>
+          <w:szCs w:val="22"/>
+        </w:rPr>
+        <w:t>color</w:t>
+      </w:r>
       <w:r>
         <w:rPr>
           <w:rFonts w:ascii="Calibri" w:eastAsia="Calibri" w:hAnsi="Calibri" w:cs="Calibri"/>
@@ -1056,25 +946,7 @@
           <w:sz w:val="22"/>
           <w:szCs w:val="22"/>
         </w:rPr>
-        <w:t xml:space="preserve">The question “when” involves </w:t>
-      </w:r>
-      <w:proofErr w:type="gramStart"/>
-      <w:r>
-        <w:rPr>
-          <w:rFonts w:ascii="Calibri" w:eastAsia="Calibri" w:hAnsi="Calibri" w:cs="Calibri"/>
-          <w:sz w:val="22"/>
-          <w:szCs w:val="22"/>
-        </w:rPr>
-        <w:t>two time</w:t>
-      </w:r>
-      <w:proofErr w:type="gramEnd"/>
-      <w:r>
-        <w:rPr>
-          <w:rFonts w:ascii="Calibri" w:eastAsia="Calibri" w:hAnsi="Calibri" w:cs="Calibri"/>
-          <w:sz w:val="22"/>
-          <w:szCs w:val="22"/>
-        </w:rPr>
-        <w:t xml:space="preserve"> dimensions at once — day of week and hour of day — so a matrix was chosen over a line or bar chart because it lets a reader compare all 105 combinations in a single glance, rather than scanning seven separate daily line charts to notice that the morning pattern repeats every day.</w:t>
+        <w:t>The question “when” involves two time dimensions at once — day of week and hour of day — so a matrix was chosen over a line or bar chart because it lets a reader compare all 105 combinations in a single glance, rather than scanning seven separate daily line charts to notice that the morning pattern repeats every day.</w:t>
       </w:r>
     </w:p>
     <w:p>
@@ -1087,43 +959,7 @@
           <w:sz w:val="22"/>
           <w:szCs w:val="22"/>
         </w:rPr>
-        <w:t>A single-hue sequential ramp (rather than a diverging or multi-</w:t>
-      </w:r>
-      <w:proofErr w:type="spellStart"/>
-      <w:r>
-        <w:rPr>
-          <w:rFonts w:ascii="Calibri" w:eastAsia="Calibri" w:hAnsi="Calibri" w:cs="Calibri"/>
-          <w:sz w:val="22"/>
-          <w:szCs w:val="22"/>
-        </w:rPr>
-        <w:t>hue</w:t>
-      </w:r>
-      <w:proofErr w:type="spellEnd"/>
-      <w:r>
-        <w:rPr>
-          <w:rFonts w:ascii="Calibri" w:eastAsia="Calibri" w:hAnsi="Calibri" w:cs="Calibri"/>
-          <w:sz w:val="22"/>
-          <w:szCs w:val="22"/>
-        </w:rPr>
-        <w:t xml:space="preserve"> “rainbow” scale) was used deliberately: transaction count has no natural midpoint or sign, so a scale that only communicates “more or less” avoids implying a false boundary in the </w:t>
-      </w:r>
-      <w:proofErr w:type="gramStart"/>
-      <w:r>
-        <w:rPr>
-          <w:rFonts w:ascii="Calibri" w:eastAsia="Calibri" w:hAnsi="Calibri" w:cs="Calibri"/>
-          <w:sz w:val="22"/>
-          <w:szCs w:val="22"/>
-        </w:rPr>
-        <w:t>data, and</w:t>
-      </w:r>
-      <w:proofErr w:type="gramEnd"/>
-      <w:r>
-        <w:rPr>
-          <w:rFonts w:ascii="Calibri" w:eastAsia="Calibri" w:hAnsi="Calibri" w:cs="Calibri"/>
-          <w:sz w:val="22"/>
-          <w:szCs w:val="22"/>
-        </w:rPr>
-        <w:t xml:space="preserve"> remains readable if the report is printed or viewed by a </w:t>
+        <w:t xml:space="preserve">A single-hue sequential ramp (rather than a diverging or multi-hue “rainbow” scale) was used deliberately: transaction count has no natural midpoint or sign, so a scale that only communicates “more or less” avoids implying a false boundary in the data, and remains readable if the report is printed or viewed by a </w:t>
       </w:r>
       <w:r>
         <w:rPr>
@@ -1184,25 +1020,7 @@
           <w:sz w:val="22"/>
           <w:szCs w:val="22"/>
         </w:rPr>
-        <w:t xml:space="preserve"> perception </w:t>
-      </w:r>
-      <w:proofErr w:type="gramStart"/>
-      <w:r>
-        <w:rPr>
-          <w:rFonts w:ascii="Calibri" w:eastAsia="Calibri" w:hAnsi="Calibri" w:cs="Calibri"/>
-          <w:sz w:val="22"/>
-          <w:szCs w:val="22"/>
-        </w:rPr>
-        <w:t>alone — a</w:t>
-      </w:r>
-      <w:proofErr w:type="gramEnd"/>
-      <w:r>
-        <w:rPr>
-          <w:rFonts w:ascii="Calibri" w:eastAsia="Calibri" w:hAnsi="Calibri" w:cs="Calibri"/>
-          <w:sz w:val="22"/>
-          <w:szCs w:val="22"/>
-        </w:rPr>
-        <w:t xml:space="preserve"> reader can confirm, for instance, that Tuesday 10am (2,846 transactions) is the single busiest cell, without needing to compare shades precisely.</w:t>
+        <w:t xml:space="preserve"> perception alone — a reader can confirm, for instance, that Tuesday 10am (2,846 transactions) is the single busiest cell, without needing to compare shades precisely.</w:t>
       </w:r>
     </w:p>
     <w:p>
@@ -1232,25 +1050,7 @@
           <w:sz w:val="22"/>
           <w:szCs w:val="22"/>
         </w:rPr>
-        <w:t xml:space="preserve">Hovering </w:t>
-      </w:r>
-      <w:proofErr w:type="gramStart"/>
-      <w:r>
-        <w:rPr>
-          <w:rFonts w:ascii="Calibri" w:eastAsia="Calibri" w:hAnsi="Calibri" w:cs="Calibri"/>
-          <w:sz w:val="22"/>
-          <w:szCs w:val="22"/>
-        </w:rPr>
-        <w:t>a</w:t>
-      </w:r>
-      <w:proofErr w:type="gramEnd"/>
-      <w:r>
-        <w:rPr>
-          <w:rFonts w:ascii="Calibri" w:eastAsia="Calibri" w:hAnsi="Calibri" w:cs="Calibri"/>
-          <w:sz w:val="22"/>
-          <w:szCs w:val="22"/>
-        </w:rPr>
-        <w:t xml:space="preserve"> hour column highlights that hour across all seven days, and clicking pins the highlight in place. This supports the specific comparison a manager is likely to want — “how does 10am compare across the week?” — without adding a permanent extra control to the base view.</w:t>
+        <w:t>Hovering a hour column highlights that hour across all seven days, and clicking pins the highlight in place. This supports the specific comparison a manager is likely to want — “how does 10am compare across the week?” — without adding a permanent extra control to the base view.</w:t>
       </w:r>
     </w:p>
     <w:p>
@@ -1327,25 +1127,7 @@
           <w:sz w:val="22"/>
           <w:szCs w:val="22"/>
         </w:rPr>
-        <w:t>: a proportional-symbol map that places one circle at each store's real geographic coordinates on a simplified Manhattan-area basemap, with circle area proportional to that store's total revenue (implemented with a square-</w:t>
-      </w:r>
-      <w:proofErr w:type="spellStart"/>
-      <w:r>
-        <w:rPr>
-          <w:rFonts w:ascii="Calibri" w:eastAsia="Calibri" w:hAnsi="Calibri" w:cs="Calibri"/>
-          <w:sz w:val="22"/>
-          <w:szCs w:val="22"/>
-        </w:rPr>
-        <w:t>root</w:t>
-      </w:r>
-      <w:proofErr w:type="spellEnd"/>
-      <w:r>
-        <w:rPr>
-          <w:rFonts w:ascii="Calibri" w:eastAsia="Calibri" w:hAnsi="Calibri" w:cs="Calibri"/>
-          <w:sz w:val="22"/>
-          <w:szCs w:val="22"/>
-        </w:rPr>
-        <w:t xml:space="preserve"> radius scale, so it is genuinely the area, not the radius, that tracks revenue) and </w:t>
+        <w:t xml:space="preserve">: a proportional-symbol map that places one circle at each store's real geographic coordinates on a simplified Manhattan-area basemap, with circle area proportional to that store's total revenue (implemented with a square-root radius scale, so it is genuinely the area, not the radius, that tracks revenue) and </w:t>
       </w:r>
       <w:r>
         <w:rPr>
@@ -1391,25 +1173,7 @@
           <w:sz w:val="22"/>
           <w:szCs w:val="22"/>
         </w:rPr>
-        <w:t xml:space="preserve">Because the question is explicitly geographic (“where”), anchoring the values to a simplified map of their real locations was preferred over a plain bar chart, which would communicate the ranking but discard the spatial context a store manager </w:t>
-      </w:r>
-      <w:proofErr w:type="gramStart"/>
-      <w:r>
-        <w:rPr>
-          <w:rFonts w:ascii="Calibri" w:eastAsia="Calibri" w:hAnsi="Calibri" w:cs="Calibri"/>
-          <w:sz w:val="22"/>
-          <w:szCs w:val="22"/>
-        </w:rPr>
-        <w:t>actually reasons</w:t>
-      </w:r>
-      <w:proofErr w:type="gramEnd"/>
-      <w:r>
-        <w:rPr>
-          <w:rFonts w:ascii="Calibri" w:eastAsia="Calibri" w:hAnsi="Calibri" w:cs="Calibri"/>
-          <w:sz w:val="22"/>
-          <w:szCs w:val="22"/>
-        </w:rPr>
-        <w:t xml:space="preserve"> in.</w:t>
+        <w:t>Because the question is explicitly geographic (“where”), anchoring the values to a simplified map of their real locations was preferred over a plain bar chart, which would communicate the ranking but discard the spatial context a store manager actually reasons in.</w:t>
       </w:r>
     </w:p>
     <w:p>
@@ -1436,43 +1200,7 @@
           <w:sz w:val="22"/>
           <w:szCs w:val="22"/>
         </w:rPr>
-        <w:t xml:space="preserve">The adjacent ranked list is a deliberate redundant encoding, not decoration: the map supports an exploratory, spatial reading, while the list supports a precise, analytical reading (exact dollar figures, percentage share, and the numeric spread between the top and bottom store). Stating the spread explicitly — $6,454, or </w:t>
-      </w:r>
-      <w:proofErr w:type="gramStart"/>
-      <w:r>
-        <w:rPr>
-          <w:rFonts w:ascii="Calibri" w:eastAsia="Calibri" w:hAnsi="Calibri" w:cs="Calibri"/>
-          <w:sz w:val="22"/>
-          <w:szCs w:val="22"/>
-        </w:rPr>
-        <w:t>2.8% —</w:t>
-      </w:r>
-      <w:proofErr w:type="gramEnd"/>
-      <w:r>
-        <w:rPr>
-          <w:rFonts w:ascii="Calibri" w:eastAsia="Calibri" w:hAnsi="Calibri" w:cs="Calibri"/>
-          <w:sz w:val="22"/>
-          <w:szCs w:val="22"/>
-        </w:rPr>
-        <w:t xml:space="preserve"> pre-empts a reader assuming three visibly different-sized circles represent a larger gap than </w:t>
-      </w:r>
-      <w:proofErr w:type="gramStart"/>
-      <w:r>
-        <w:rPr>
-          <w:rFonts w:ascii="Calibri" w:eastAsia="Calibri" w:hAnsi="Calibri" w:cs="Calibri"/>
-          <w:sz w:val="22"/>
-          <w:szCs w:val="22"/>
-        </w:rPr>
-        <w:t>actually exists</w:t>
-      </w:r>
-      <w:proofErr w:type="gramEnd"/>
-      <w:r>
-        <w:rPr>
-          <w:rFonts w:ascii="Calibri" w:eastAsia="Calibri" w:hAnsi="Calibri" w:cs="Calibri"/>
-          <w:sz w:val="22"/>
-          <w:szCs w:val="22"/>
-        </w:rPr>
-        <w:t>.</w:t>
+        <w:t>The adjacent ranked list is a deliberate redundant encoding, not decoration: the map supports an exploratory, spatial reading, while the list supports a precise, analytical reading (exact dollar figures, percentage share, and the numeric spread between the top and bottom store). Stating the spread explicitly — $6,454, or 2.8% — pre-empts a reader assuming three visibly different-sized circles represent a larger gap than actually exists.</w:t>
       </w:r>
     </w:p>
     <w:p>
@@ -1806,25 +1534,7 @@
           <w:sz w:val="22"/>
           <w:szCs w:val="22"/>
         </w:rPr>
-        <w:t xml:space="preserve">The scatter plot's axes start at </w:t>
-      </w:r>
-      <w:proofErr w:type="gramStart"/>
-      <w:r>
-        <w:rPr>
-          <w:rFonts w:ascii="Calibri" w:eastAsia="Calibri" w:hAnsi="Calibri" w:cs="Calibri"/>
-          <w:sz w:val="22"/>
-          <w:szCs w:val="22"/>
-        </w:rPr>
-        <w:t>zero</w:t>
-      </w:r>
-      <w:proofErr w:type="gramEnd"/>
-      <w:r>
-        <w:rPr>
-          <w:rFonts w:ascii="Calibri" w:eastAsia="Calibri" w:hAnsi="Calibri" w:cs="Calibri"/>
-          <w:sz w:val="22"/>
-          <w:szCs w:val="22"/>
-        </w:rPr>
-        <w:t xml:space="preserve"> and the map uses area (not radius) for its proportional symbols; both choices were made specifically to avoid the two most common misleading-</w:t>
+        <w:t>The scatter plot's axes start at zero and the map uses area (not radius) for its proportional symbols; both choices were made specifically to avoid the two most common misleading-</w:t>
       </w:r>
       <w:r>
         <w:rPr>
@@ -1939,12 +1649,6 @@
         <w:gridCol w:w="3300"/>
       </w:tblGrid>
       <w:tr>
-        <w:tblPrEx>
-          <w:tblCellMar>
-            <w:top w:w="0" w:type="dxa"/>
-            <w:bottom w:w="0" w:type="dxa"/>
-          </w:tblCellMar>
-        </w:tblPrEx>
         <w:trPr>
           <w:tblHeader/>
         </w:trPr>
@@ -2042,12 +1746,6 @@
         </w:tc>
       </w:tr>
       <w:tr>
-        <w:tblPrEx>
-          <w:tblCellMar>
-            <w:top w:w="0" w:type="dxa"/>
-            <w:bottom w:w="0" w:type="dxa"/>
-          </w:tblCellMar>
-        </w:tblPrEx>
         <w:tc>
           <w:tcPr>
             <w:tcW w:w="1500" w:type="dxa"/>
@@ -2128,25 +1826,12 @@
                 <w:rFonts w:ascii="Calibri" w:eastAsia="Calibri" w:hAnsi="Calibri" w:cs="Calibri"/>
                 <w:color w:val="1A1A1A"/>
               </w:rPr>
-              <w:t>Color</w:t>
-            </w:r>
-            <w:r>
-              <w:rPr>
-                <w:rFonts w:ascii="Calibri" w:eastAsia="Calibri" w:hAnsi="Calibri" w:cs="Calibri"/>
-                <w:color w:val="1A1A1A"/>
-              </w:rPr>
-              <w:t xml:space="preserve"> + printed value = transaction count per cell; sequential ramp</w:t>
+              <w:t>Color + printed value = transaction count per cell; sequential ramp</w:t>
             </w:r>
           </w:p>
         </w:tc>
       </w:tr>
       <w:tr>
-        <w:tblPrEx>
-          <w:tblCellMar>
-            <w:top w:w="0" w:type="dxa"/>
-            <w:bottom w:w="0" w:type="dxa"/>
-          </w:tblCellMar>
-        </w:tblPrEx>
         <w:tc>
           <w:tcPr>
             <w:tcW w:w="1500" w:type="dxa"/>
@@ -2257,12 +1942,6 @@
         </w:tc>
       </w:tr>
       <w:tr>
-        <w:tblPrEx>
-          <w:tblCellMar>
-            <w:top w:w="0" w:type="dxa"/>
-            <w:bottom w:w="0" w:type="dxa"/>
-          </w:tblCellMar>
-        </w:tblPrEx>
         <w:tc>
           <w:tcPr>
             <w:tcW w:w="1500" w:type="dxa"/>
